--- a/worksheets/NW_L09_ConnectionCafe_Worksheet.docx
+++ b/worksheets/NW_L09_ConnectionCafe_Worksheet.docx
@@ -5383,7 +5383,17 @@
                 <w:sz w:val="21"/>
                 <w:szCs w:val="21"/>
               </w:rPr>
-              <w:t xml:space="preserve">a)  Describe two differences between Wi-Fi and Bluetooth.  </w:t>
+              <w:t xml:space="preserve">a)  </w:t>
+            </w:r>
+            <w:r>
+              <w:rPr>
+                <w:rFonts w:ascii="Arial" w:cs="Arial" w:eastAsia="Arial" w:hAnsi="Arial"/>
+                <w:b/>
+                <w:bCs/>
+                <w:sz w:val="21"/>
+                <w:szCs w:val="21"/>
+              </w:rPr>
+              <w:t xml:space="preserve">Describe two differences between Wi-Fi and Bluetooth.  </w:t>
             </w:r>
             <w:r>
               <w:rPr>
@@ -5572,7 +5582,17 @@
                 <w:sz w:val="21"/>
                 <w:szCs w:val="21"/>
               </w:rPr>
-              <w:t xml:space="preserve">b)  Explain one benefit and one drawback of using cables rather than Wi-Fi.  </w:t>
+              <w:t xml:space="preserve">b)  </w:t>
+            </w:r>
+            <w:r>
+              <w:rPr>
+                <w:rFonts w:ascii="Arial" w:cs="Arial" w:eastAsia="Arial" w:hAnsi="Arial"/>
+                <w:b/>
+                <w:bCs/>
+                <w:sz w:val="21"/>
+                <w:szCs w:val="21"/>
+              </w:rPr>
+              <w:t xml:space="preserve">Explain one benefit and one drawback of using cables rather than Wi-Fi.  </w:t>
             </w:r>
             <w:r>
               <w:rPr>
@@ -5761,7 +5781,17 @@
                 <w:sz w:val="21"/>
                 <w:szCs w:val="21"/>
               </w:rPr>
-              <w:t xml:space="preserve">c)  A café wants to offer internet access to customers. Recommend a connection type and justify your choice.  </w:t>
+              <w:t xml:space="preserve">c)  </w:t>
+            </w:r>
+            <w:r>
+              <w:rPr>
+                <w:rFonts w:ascii="Arial" w:cs="Arial" w:eastAsia="Arial" w:hAnsi="Arial"/>
+                <w:b/>
+                <w:bCs/>
+                <w:sz w:val="21"/>
+                <w:szCs w:val="21"/>
+              </w:rPr>
+              <w:t xml:space="preserve">A café wants to offer internet access to customers. Recommend a connection type and justify your choice.  </w:t>
             </w:r>
             <w:r>
               <w:rPr>
